--- a/klagomål/A 13154-2025 FSC-klagomål.docx
+++ b/klagomål/A 13154-2025 FSC-klagomål.docx
@@ -651,7 +651,7 @@
     <w:r>
       <w:tab/>
       <w:tab/>
-      <w:t>2025-04-02</w:t>
+      <w:t>2025-04-03</w:t>
       <w:br/>
       <w:br/>
     </w:r>

--- a/klagomål/A 13154-2025 FSC-klagomål.docx
+++ b/klagomål/A 13154-2025 FSC-klagomål.docx
@@ -651,7 +651,7 @@
     <w:r>
       <w:tab/>
       <w:tab/>
-      <w:t>2025-04-03</w:t>
+      <w:t>2025-04-05</w:t>
       <w:br/>
       <w:br/>
     </w:r>

--- a/klagomål/A 13154-2025 FSC-klagomål.docx
+++ b/klagomål/A 13154-2025 FSC-klagomål.docx
@@ -651,7 +651,7 @@
     <w:r>
       <w:tab/>
       <w:tab/>
-      <w:t>2025-04-05</w:t>
+      <w:t>2025-04-06</w:t>
       <w:br/>
       <w:br/>
     </w:r>

--- a/klagomål/A 13154-2025 FSC-klagomål.docx
+++ b/klagomål/A 13154-2025 FSC-klagomål.docx
@@ -651,7 +651,7 @@
     <w:r>
       <w:tab/>
       <w:tab/>
-      <w:t>2025-04-06</w:t>
+      <w:t>2025-04-07</w:t>
       <w:br/>
       <w:br/>
     </w:r>

--- a/klagomål/A 13154-2025 FSC-klagomål.docx
+++ b/klagomål/A 13154-2025 FSC-klagomål.docx
@@ -651,7 +651,7 @@
     <w:r>
       <w:tab/>
       <w:tab/>
-      <w:t>2025-04-07</w:t>
+      <w:t>2025-04-08</w:t>
       <w:br/>
       <w:br/>
     </w:r>

--- a/klagomål/A 13154-2025 FSC-klagomål.docx
+++ b/klagomål/A 13154-2025 FSC-klagomål.docx
@@ -651,7 +651,7 @@
     <w:r>
       <w:tab/>
       <w:tab/>
-      <w:t>2025-04-08</w:t>
+      <w:t>2025-04-09</w:t>
       <w:br/>
       <w:br/>
     </w:r>

--- a/klagomål/A 13154-2025 FSC-klagomål.docx
+++ b/klagomål/A 13154-2025 FSC-klagomål.docx
@@ -244,6 +244,17 @@
       </w:pPr>
       <w:r>
         <w:t>Figur 1. Fyndplatser för naturvårdsarter i det avverkningsanmälda området (röd linje). Markörer utan svart kant är placerade på fyndplatsen. Markörer med svart kant är placerade vid sidan av fyndplatsen och har ett svart streck som visar fyndplatsens exakta position. Kartans mittpunktskoordinat är N 6915056, E 615235 i SWEREF 99 TM.</w:t>
+      </w:r>
+    </w:p>
+    <w:p>
+      <w:r>
+        <w:rPr>
+          <w:b/>
+        </w:rPr>
+        <w:t xml:space="preserve">Tallticka (NT) </w:t>
+      </w:r>
+      <w:r>
+        <w:t>uppträder först på tallar som är 100–150 år gamla men är vanligast på träd som är runt 150–200 år eller äldre. I skogslandskapet är den främst knuten till tallnaturskogar och restbiotoper med biologiskt gamla träd och signalerar vanligtvis skyddsvärda tallbestånd med höga naturvärden (SLU Artdatabanken, 2023; Nitare &amp; Skogsstyrelsen, 2019).</w:t>
       </w:r>
     </w:p>
     <w:p>
@@ -651,7 +662,7 @@
     <w:r>
       <w:tab/>
       <w:tab/>
-      <w:t>2025-04-09</w:t>
+      <w:t>2025-04-10</w:t>
       <w:br/>
       <w:br/>
     </w:r>

--- a/klagomål/A 13154-2025 FSC-klagomål.docx
+++ b/klagomål/A 13154-2025 FSC-klagomål.docx
@@ -662,7 +662,7 @@
     <w:r>
       <w:tab/>
       <w:tab/>
-      <w:t>2025-04-10</w:t>
+      <w:t>2025-04-11</w:t>
       <w:br/>
       <w:br/>
     </w:r>

--- a/klagomål/A 13154-2025 FSC-klagomål.docx
+++ b/klagomål/A 13154-2025 FSC-klagomål.docx
@@ -662,7 +662,7 @@
     <w:r>
       <w:tab/>
       <w:tab/>
-      <w:t>2025-04-11</w:t>
+      <w:t>2025-04-12</w:t>
       <w:br/>
       <w:br/>
     </w:r>

--- a/klagomål/A 13154-2025 FSC-klagomål.docx
+++ b/klagomål/A 13154-2025 FSC-klagomål.docx
@@ -662,7 +662,7 @@
     <w:r>
       <w:tab/>
       <w:tab/>
-      <w:t>2025-04-12</w:t>
+      <w:t>2025-04-13</w:t>
       <w:br/>
       <w:br/>
     </w:r>

--- a/klagomål/A 13154-2025 FSC-klagomål.docx
+++ b/klagomål/A 13154-2025 FSC-klagomål.docx
@@ -662,7 +662,7 @@
     <w:r>
       <w:tab/>
       <w:tab/>
-      <w:t>2025-04-13</w:t>
+      <w:t>2025-04-14</w:t>
       <w:br/>
       <w:br/>
     </w:r>

--- a/klagomål/A 13154-2025 FSC-klagomål.docx
+++ b/klagomål/A 13154-2025 FSC-klagomål.docx
@@ -191,7 +191,7 @@
     </w:p>
     <w:p>
       <w:r>
-        <w:t>I avverkningsanmälan har följande 1 naturvårdsarter hittats: tallticka (NT). Av dessa är 1 rödlistade. För rödlistade arter har rödlistekategorin angivits inom parentes.</w:t>
+        <w:t>I avverkningsanmälan har följande 2 naturvårdsarter hittats: tallticka (NT) och björksplintborre (S). Av dessa är 1 rödlistade. För rödlistade arter har rödlistekategorin angivits inom parentes. Arter som är signalarter enligt Skogsstyrelsen har markerats med (S).</w:t>
       </w:r>
     </w:p>
     <w:p>
@@ -347,7 +347,7 @@
         <w:rPr>
           <w:i/>
         </w:rPr>
-        <w:t>I det avverkningsanmälda skogsområdet har 1 naturvårdsarter varav 1 rödlistade arter sina livsmiljöer och växtplatser.</w:t>
+        <w:t>I det avverkningsanmälda skogsområdet har 2 naturvårdsarter varav 1 rödlistade arter sina livsmiljöer och växtplatser.</w:t>
       </w:r>
     </w:p>
     <w:p>
@@ -662,7 +662,7 @@
     <w:r>
       <w:tab/>
       <w:tab/>
-      <w:t>2025-04-14</w:t>
+      <w:t>2025-04-15</w:t>
       <w:br/>
       <w:br/>
     </w:r>

--- a/klagomål/A 13154-2025 FSC-klagomål.docx
+++ b/klagomål/A 13154-2025 FSC-klagomål.docx
@@ -662,7 +662,7 @@
     <w:r>
       <w:tab/>
       <w:tab/>
-      <w:t>2025-04-15</w:t>
+      <w:t>2025-04-16</w:t>
       <w:br/>
       <w:br/>
     </w:r>

--- a/klagomål/A 13154-2025 FSC-klagomål.docx
+++ b/klagomål/A 13154-2025 FSC-klagomål.docx
@@ -662,7 +662,7 @@
     <w:r>
       <w:tab/>
       <w:tab/>
-      <w:t>2025-04-16</w:t>
+      <w:t>2025-04-17</w:t>
       <w:br/>
       <w:br/>
     </w:r>

--- a/klagomål/A 13154-2025 FSC-klagomål.docx
+++ b/klagomål/A 13154-2025 FSC-klagomål.docx
@@ -662,7 +662,7 @@
     <w:r>
       <w:tab/>
       <w:tab/>
-      <w:t>2025-04-17</w:t>
+      <w:t>2025-04-18</w:t>
       <w:br/>
       <w:br/>
     </w:r>

--- a/klagomål/A 13154-2025 FSC-klagomål.docx
+++ b/klagomål/A 13154-2025 FSC-klagomål.docx
@@ -662,7 +662,7 @@
     <w:r>
       <w:tab/>
       <w:tab/>
-      <w:t>2025-04-18</w:t>
+      <w:t>2025-04-19</w:t>
       <w:br/>
       <w:br/>
     </w:r>

--- a/klagomål/A 13154-2025 FSC-klagomål.docx
+++ b/klagomål/A 13154-2025 FSC-klagomål.docx
@@ -662,7 +662,7 @@
     <w:r>
       <w:tab/>
       <w:tab/>
-      <w:t>2025-05-03</w:t>
+      <w:t>2025-05-04</w:t>
       <w:br/>
       <w:br/>
     </w:r>

--- a/klagomål/A 13154-2025 FSC-klagomål.docx
+++ b/klagomål/A 13154-2025 FSC-klagomål.docx
@@ -662,7 +662,7 @@
     <w:r>
       <w:tab/>
       <w:tab/>
-      <w:t>2025-05-04</w:t>
+      <w:t>2025-05-06</w:t>
       <w:br/>
       <w:br/>
     </w:r>

--- a/klagomål/A 13154-2025 FSC-klagomål.docx
+++ b/klagomål/A 13154-2025 FSC-klagomål.docx
@@ -662,7 +662,7 @@
     <w:r>
       <w:tab/>
       <w:tab/>
-      <w:t>2025-05-06</w:t>
+      <w:t>2025-05-07</w:t>
       <w:br/>
       <w:br/>
     </w:r>

--- a/klagomål/A 13154-2025 FSC-klagomål.docx
+++ b/klagomål/A 13154-2025 FSC-klagomål.docx
@@ -662,7 +662,7 @@
     <w:r>
       <w:tab/>
       <w:tab/>
-      <w:t>2025-05-07</w:t>
+      <w:t>2025-05-08</w:t>
       <w:br/>
       <w:br/>
     </w:r>

--- a/klagomål/A 13154-2025 FSC-klagomål.docx
+++ b/klagomål/A 13154-2025 FSC-klagomål.docx
@@ -662,7 +662,7 @@
     <w:r>
       <w:tab/>
       <w:tab/>
-      <w:t>2025-05-08</w:t>
+      <w:t>2025-05-09</w:t>
       <w:br/>
       <w:br/>
     </w:r>

--- a/klagomål/A 13154-2025 FSC-klagomål.docx
+++ b/klagomål/A 13154-2025 FSC-klagomål.docx
@@ -662,7 +662,7 @@
     <w:r>
       <w:tab/>
       <w:tab/>
-      <w:t>2025-05-09</w:t>
+      <w:t>2025-05-10</w:t>
       <w:br/>
       <w:br/>
     </w:r>

--- a/klagomål/A 13154-2025 FSC-klagomål.docx
+++ b/klagomål/A 13154-2025 FSC-klagomål.docx
@@ -662,7 +662,7 @@
     <w:r>
       <w:tab/>
       <w:tab/>
-      <w:t>2025-05-10</w:t>
+      <w:t>2025-05-11</w:t>
       <w:br/>
       <w:br/>
     </w:r>

--- a/klagomål/A 13154-2025 FSC-klagomål.docx
+++ b/klagomål/A 13154-2025 FSC-klagomål.docx
@@ -662,7 +662,7 @@
     <w:r>
       <w:tab/>
       <w:tab/>
-      <w:t>2025-05-11</w:t>
+      <w:t>2025-05-12</w:t>
       <w:br/>
       <w:br/>
     </w:r>

--- a/klagomål/A 13154-2025 FSC-klagomål.docx
+++ b/klagomål/A 13154-2025 FSC-klagomål.docx
@@ -662,7 +662,7 @@
     <w:r>
       <w:tab/>
       <w:tab/>
-      <w:t>2025-05-12</w:t>
+      <w:t>2025-05-13</w:t>
       <w:br/>
       <w:br/>
     </w:r>

--- a/klagomål/A 13154-2025 FSC-klagomål.docx
+++ b/klagomål/A 13154-2025 FSC-klagomål.docx
@@ -662,7 +662,7 @@
     <w:r>
       <w:tab/>
       <w:tab/>
-      <w:t>2025-05-13</w:t>
+      <w:t>2025-05-14</w:t>
       <w:br/>
       <w:br/>
     </w:r>

--- a/klagomål/A 13154-2025 FSC-klagomål.docx
+++ b/klagomål/A 13154-2025 FSC-klagomål.docx
@@ -662,7 +662,7 @@
     <w:r>
       <w:tab/>
       <w:tab/>
-      <w:t>2025-05-14</w:t>
+      <w:t>2025-05-15</w:t>
       <w:br/>
       <w:br/>
     </w:r>

--- a/klagomål/A 13154-2025 FSC-klagomål.docx
+++ b/klagomål/A 13154-2025 FSC-klagomål.docx
@@ -662,7 +662,7 @@
     <w:r>
       <w:tab/>
       <w:tab/>
-      <w:t>2025-05-15</w:t>
+      <w:t>2025-05-16</w:t>
       <w:br/>
       <w:br/>
     </w:r>

--- a/klagomål/A 13154-2025 FSC-klagomål.docx
+++ b/klagomål/A 13154-2025 FSC-klagomål.docx
@@ -662,7 +662,7 @@
     <w:r>
       <w:tab/>
       <w:tab/>
-      <w:t>2025-05-16</w:t>
+      <w:t>2025-05-17</w:t>
       <w:br/>
       <w:br/>
     </w:r>

--- a/klagomål/A 13154-2025 FSC-klagomål.docx
+++ b/klagomål/A 13154-2025 FSC-klagomål.docx
@@ -662,7 +662,7 @@
     <w:r>
       <w:tab/>
       <w:tab/>
-      <w:t>2025-05-17</w:t>
+      <w:t>2025-05-18</w:t>
       <w:br/>
       <w:br/>
     </w:r>

--- a/klagomål/A 13154-2025 FSC-klagomål.docx
+++ b/klagomål/A 13154-2025 FSC-klagomål.docx
@@ -662,7 +662,7 @@
     <w:r>
       <w:tab/>
       <w:tab/>
-      <w:t>2025-05-18</w:t>
+      <w:t>2025-05-19</w:t>
       <w:br/>
       <w:br/>
     </w:r>

--- a/klagomål/A 13154-2025 FSC-klagomål.docx
+++ b/klagomål/A 13154-2025 FSC-klagomål.docx
@@ -662,7 +662,7 @@
     <w:r>
       <w:tab/>
       <w:tab/>
-      <w:t>2025-05-19</w:t>
+      <w:t>2025-05-20</w:t>
       <w:br/>
       <w:br/>
     </w:r>

--- a/klagomål/A 13154-2025 FSC-klagomål.docx
+++ b/klagomål/A 13154-2025 FSC-klagomål.docx
@@ -662,7 +662,7 @@
     <w:r>
       <w:tab/>
       <w:tab/>
-      <w:t>2025-05-20</w:t>
+      <w:t>2025-05-21</w:t>
       <w:br/>
       <w:br/>
     </w:r>

--- a/klagomål/A 13154-2025 FSC-klagomål.docx
+++ b/klagomål/A 13154-2025 FSC-klagomål.docx
@@ -662,7 +662,7 @@
     <w:r>
       <w:tab/>
       <w:tab/>
-      <w:t>2025-05-21</w:t>
+      <w:t>2025-05-22</w:t>
       <w:br/>
       <w:br/>
     </w:r>

--- a/klagomål/A 13154-2025 FSC-klagomål.docx
+++ b/klagomål/A 13154-2025 FSC-klagomål.docx
@@ -662,7 +662,7 @@
     <w:r>
       <w:tab/>
       <w:tab/>
-      <w:t>2025-05-22</w:t>
+      <w:t>2025-05-23</w:t>
       <w:br/>
       <w:br/>
     </w:r>

--- a/klagomål/A 13154-2025 FSC-klagomål.docx
+++ b/klagomål/A 13154-2025 FSC-klagomål.docx
@@ -662,7 +662,7 @@
     <w:r>
       <w:tab/>
       <w:tab/>
-      <w:t>2025-05-23</w:t>
+      <w:t>2025-05-24</w:t>
       <w:br/>
       <w:br/>
     </w:r>

--- a/klagomål/A 13154-2025 FSC-klagomål.docx
+++ b/klagomål/A 13154-2025 FSC-klagomål.docx
@@ -662,7 +662,7 @@
     <w:r>
       <w:tab/>
       <w:tab/>
-      <w:t>2025-05-24</w:t>
+      <w:t>2025-05-25</w:t>
       <w:br/>
       <w:br/>
     </w:r>

--- a/klagomål/A 13154-2025 FSC-klagomål.docx
+++ b/klagomål/A 13154-2025 FSC-klagomål.docx
@@ -662,7 +662,7 @@
     <w:r>
       <w:tab/>
       <w:tab/>
-      <w:t>2025-05-25</w:t>
+      <w:t>2025-05-26</w:t>
       <w:br/>
       <w:br/>
     </w:r>

--- a/klagomål/A 13154-2025 FSC-klagomål.docx
+++ b/klagomål/A 13154-2025 FSC-klagomål.docx
@@ -662,7 +662,7 @@
     <w:r>
       <w:tab/>
       <w:tab/>
-      <w:t>2025-05-26</w:t>
+      <w:t>2025-05-27</w:t>
       <w:br/>
       <w:br/>
     </w:r>

--- a/klagomål/A 13154-2025 FSC-klagomål.docx
+++ b/klagomål/A 13154-2025 FSC-klagomål.docx
@@ -662,7 +662,7 @@
     <w:r>
       <w:tab/>
       <w:tab/>
-      <w:t>2025-05-27</w:t>
+      <w:t>2025-05-30</w:t>
       <w:br/>
       <w:br/>
     </w:r>

--- a/klagomål/A 13154-2025 FSC-klagomål.docx
+++ b/klagomål/A 13154-2025 FSC-klagomål.docx
@@ -662,7 +662,7 @@
     <w:r>
       <w:tab/>
       <w:tab/>
-      <w:t>2025-05-30</w:t>
+      <w:t>2025-06-01</w:t>
       <w:br/>
       <w:br/>
     </w:r>

--- a/klagomål/A 13154-2025 FSC-klagomål.docx
+++ b/klagomål/A 13154-2025 FSC-klagomål.docx
@@ -662,7 +662,7 @@
     <w:r>
       <w:tab/>
       <w:tab/>
-      <w:t>2025-06-01</w:t>
+      <w:t>2025-06-02</w:t>
       <w:br/>
       <w:br/>
     </w:r>

--- a/klagomål/A 13154-2025 FSC-klagomål.docx
+++ b/klagomål/A 13154-2025 FSC-klagomål.docx
@@ -662,7 +662,7 @@
     <w:r>
       <w:tab/>
       <w:tab/>
-      <w:t>2025-06-02</w:t>
+      <w:t>2025-06-03</w:t>
       <w:br/>
       <w:br/>
     </w:r>

--- a/klagomål/A 13154-2025 FSC-klagomål.docx
+++ b/klagomål/A 13154-2025 FSC-klagomål.docx
@@ -662,7 +662,7 @@
     <w:r>
       <w:tab/>
       <w:tab/>
-      <w:t>2025-06-03</w:t>
+      <w:t>2025-06-04</w:t>
       <w:br/>
       <w:br/>
     </w:r>

--- a/klagomål/A 13154-2025 FSC-klagomål.docx
+++ b/klagomål/A 13154-2025 FSC-klagomål.docx
@@ -662,7 +662,7 @@
     <w:r>
       <w:tab/>
       <w:tab/>
-      <w:t>2025-06-04</w:t>
+      <w:t>2025-06-05</w:t>
       <w:br/>
       <w:br/>
     </w:r>

--- a/klagomål/A 13154-2025 FSC-klagomål.docx
+++ b/klagomål/A 13154-2025 FSC-klagomål.docx
@@ -662,7 +662,7 @@
     <w:r>
       <w:tab/>
       <w:tab/>
-      <w:t>2025-06-05</w:t>
+      <w:t>2025-06-13</w:t>
       <w:br/>
       <w:br/>
     </w:r>

--- a/klagomål/A 13154-2025 FSC-klagomål.docx
+++ b/klagomål/A 13154-2025 FSC-klagomål.docx
@@ -662,7 +662,7 @@
     <w:r>
       <w:tab/>
       <w:tab/>
-      <w:t>2025-06-13</w:t>
+      <w:t>2025-06-15</w:t>
       <w:br/>
       <w:br/>
     </w:r>

--- a/klagomål/A 13154-2025 FSC-klagomål.docx
+++ b/klagomål/A 13154-2025 FSC-klagomål.docx
@@ -662,7 +662,7 @@
     <w:r>
       <w:tab/>
       <w:tab/>
-      <w:t>2025-06-15</w:t>
+      <w:t>2025-06-16</w:t>
       <w:br/>
       <w:br/>
     </w:r>

--- a/klagomål/A 13154-2025 FSC-klagomål.docx
+++ b/klagomål/A 13154-2025 FSC-klagomål.docx
@@ -662,7 +662,7 @@
     <w:r>
       <w:tab/>
       <w:tab/>
-      <w:t>2025-06-16</w:t>
+      <w:t>2025-06-17</w:t>
       <w:br/>
       <w:br/>
     </w:r>

--- a/klagomål/A 13154-2025 FSC-klagomål.docx
+++ b/klagomål/A 13154-2025 FSC-klagomål.docx
@@ -662,7 +662,7 @@
     <w:r>
       <w:tab/>
       <w:tab/>
-      <w:t>2025-06-17</w:t>
+      <w:t>2025-06-18</w:t>
       <w:br/>
       <w:br/>
     </w:r>

--- a/klagomål/A 13154-2025 FSC-klagomål.docx
+++ b/klagomål/A 13154-2025 FSC-klagomål.docx
@@ -662,7 +662,7 @@
     <w:r>
       <w:tab/>
       <w:tab/>
-      <w:t>2025-06-18</w:t>
+      <w:t>2025-06-19</w:t>
       <w:br/>
       <w:br/>
     </w:r>

--- a/klagomål/A 13154-2025 FSC-klagomål.docx
+++ b/klagomål/A 13154-2025 FSC-klagomål.docx
@@ -662,7 +662,7 @@
     <w:r>
       <w:tab/>
       <w:tab/>
-      <w:t>2025-06-19</w:t>
+      <w:t>2025-06-20</w:t>
       <w:br/>
       <w:br/>
     </w:r>

--- a/klagomål/A 13154-2025 FSC-klagomål.docx
+++ b/klagomål/A 13154-2025 FSC-klagomål.docx
@@ -662,7 +662,7 @@
     <w:r>
       <w:tab/>
       <w:tab/>
-      <w:t>2025-06-20</w:t>
+      <w:t>2025-06-21</w:t>
       <w:br/>
       <w:br/>
     </w:r>

--- a/klagomål/A 13154-2025 FSC-klagomål.docx
+++ b/klagomål/A 13154-2025 FSC-klagomål.docx
@@ -662,7 +662,7 @@
     <w:r>
       <w:tab/>
       <w:tab/>
-      <w:t>2025-06-21</w:t>
+      <w:t>2025-06-22</w:t>
       <w:br/>
       <w:br/>
     </w:r>

--- a/klagomål/A 13154-2025 FSC-klagomål.docx
+++ b/klagomål/A 13154-2025 FSC-klagomål.docx
@@ -662,7 +662,7 @@
     <w:r>
       <w:tab/>
       <w:tab/>
-      <w:t>2025-06-22</w:t>
+      <w:t>2025-06-23</w:t>
       <w:br/>
       <w:br/>
     </w:r>

--- a/klagomål/A 13154-2025 FSC-klagomål.docx
+++ b/klagomål/A 13154-2025 FSC-klagomål.docx
@@ -662,7 +662,7 @@
     <w:r>
       <w:tab/>
       <w:tab/>
-      <w:t>2025-06-23</w:t>
+      <w:t>2025-06-24</w:t>
       <w:br/>
       <w:br/>
     </w:r>

--- a/klagomål/A 13154-2025 FSC-klagomål.docx
+++ b/klagomål/A 13154-2025 FSC-klagomål.docx
@@ -662,7 +662,7 @@
     <w:r>
       <w:tab/>
       <w:tab/>
-      <w:t>2025-06-24</w:t>
+      <w:t>2025-06-25</w:t>
       <w:br/>
       <w:br/>
     </w:r>

--- a/klagomål/A 13154-2025 FSC-klagomål.docx
+++ b/klagomål/A 13154-2025 FSC-klagomål.docx
@@ -662,7 +662,7 @@
     <w:r>
       <w:tab/>
       <w:tab/>
-      <w:t>2025-06-25</w:t>
+      <w:t>2025-06-26</w:t>
       <w:br/>
       <w:br/>
     </w:r>

--- a/klagomål/A 13154-2025 FSC-klagomål.docx
+++ b/klagomål/A 13154-2025 FSC-klagomål.docx
@@ -662,7 +662,7 @@
     <w:r>
       <w:tab/>
       <w:tab/>
-      <w:t>2025-06-26</w:t>
+      <w:t>2025-06-27</w:t>
       <w:br/>
       <w:br/>
     </w:r>

--- a/klagomål/A 13154-2025 FSC-klagomål.docx
+++ b/klagomål/A 13154-2025 FSC-klagomål.docx
@@ -662,7 +662,7 @@
     <w:r>
       <w:tab/>
       <w:tab/>
-      <w:t>2025-06-27</w:t>
+      <w:t>2025-06-28</w:t>
       <w:br/>
       <w:br/>
     </w:r>

--- a/klagomål/A 13154-2025 FSC-klagomål.docx
+++ b/klagomål/A 13154-2025 FSC-klagomål.docx
@@ -662,7 +662,7 @@
     <w:r>
       <w:tab/>
       <w:tab/>
-      <w:t>2025-06-28</w:t>
+      <w:t>2025-06-29</w:t>
       <w:br/>
       <w:br/>
     </w:r>

--- a/klagomål/A 13154-2025 FSC-klagomål.docx
+++ b/klagomål/A 13154-2025 FSC-klagomål.docx
@@ -662,7 +662,7 @@
     <w:r>
       <w:tab/>
       <w:tab/>
-      <w:t>2025-06-29</w:t>
+      <w:t>2025-06-30</w:t>
       <w:br/>
       <w:br/>
     </w:r>

--- a/klagomål/A 13154-2025 FSC-klagomål.docx
+++ b/klagomål/A 13154-2025 FSC-klagomål.docx
@@ -662,7 +662,7 @@
     <w:r>
       <w:tab/>
       <w:tab/>
-      <w:t>2025-06-30</w:t>
+      <w:t>2025-07-01</w:t>
       <w:br/>
       <w:br/>
     </w:r>

--- a/klagomål/A 13154-2025 FSC-klagomål.docx
+++ b/klagomål/A 13154-2025 FSC-klagomål.docx
@@ -662,7 +662,7 @@
     <w:r>
       <w:tab/>
       <w:tab/>
-      <w:t>2025-07-01</w:t>
+      <w:t>2025-07-02</w:t>
       <w:br/>
       <w:br/>
     </w:r>

--- a/klagomål/A 13154-2025 FSC-klagomål.docx
+++ b/klagomål/A 13154-2025 FSC-klagomål.docx
@@ -662,7 +662,7 @@
     <w:r>
       <w:tab/>
       <w:tab/>
-      <w:t>2025-07-02</w:t>
+      <w:t>2025-07-03</w:t>
       <w:br/>
       <w:br/>
     </w:r>

--- a/klagomål/A 13154-2025 FSC-klagomål.docx
+++ b/klagomål/A 13154-2025 FSC-klagomål.docx
@@ -662,7 +662,7 @@
     <w:r>
       <w:tab/>
       <w:tab/>
-      <w:t>2025-07-03</w:t>
+      <w:t>2025-07-04</w:t>
       <w:br/>
       <w:br/>
     </w:r>

--- a/klagomål/A 13154-2025 FSC-klagomål.docx
+++ b/klagomål/A 13154-2025 FSC-klagomål.docx
@@ -662,7 +662,7 @@
     <w:r>
       <w:tab/>
       <w:tab/>
-      <w:t>2025-07-04</w:t>
+      <w:t>2025-07-05</w:t>
       <w:br/>
       <w:br/>
     </w:r>

--- a/klagomål/A 13154-2025 FSC-klagomål.docx
+++ b/klagomål/A 13154-2025 FSC-klagomål.docx
@@ -662,7 +662,7 @@
     <w:r>
       <w:tab/>
       <w:tab/>
-      <w:t>2025-07-05</w:t>
+      <w:t>2025-07-06</w:t>
       <w:br/>
       <w:br/>
     </w:r>

--- a/klagomål/A 13154-2025 FSC-klagomål.docx
+++ b/klagomål/A 13154-2025 FSC-klagomål.docx
@@ -662,7 +662,7 @@
     <w:r>
       <w:tab/>
       <w:tab/>
-      <w:t>2025-07-06</w:t>
+      <w:t>2025-07-07</w:t>
       <w:br/>
       <w:br/>
     </w:r>

--- a/klagomål/A 13154-2025 FSC-klagomål.docx
+++ b/klagomål/A 13154-2025 FSC-klagomål.docx
@@ -662,7 +662,7 @@
     <w:r>
       <w:tab/>
       <w:tab/>
-      <w:t>2025-07-07</w:t>
+      <w:t>2025-07-08</w:t>
       <w:br/>
       <w:br/>
     </w:r>

--- a/klagomål/A 13154-2025 FSC-klagomål.docx
+++ b/klagomål/A 13154-2025 FSC-klagomål.docx
@@ -662,7 +662,7 @@
     <w:r>
       <w:tab/>
       <w:tab/>
-      <w:t>2025-07-08</w:t>
+      <w:t>2025-07-09</w:t>
       <w:br/>
       <w:br/>
     </w:r>

--- a/klagomål/A 13154-2025 FSC-klagomål.docx
+++ b/klagomål/A 13154-2025 FSC-klagomål.docx
@@ -662,7 +662,7 @@
     <w:r>
       <w:tab/>
       <w:tab/>
-      <w:t>2025-07-09</w:t>
+      <w:t>2025-07-11</w:t>
       <w:br/>
       <w:br/>
     </w:r>

--- a/klagomål/A 13154-2025 FSC-klagomål.docx
+++ b/klagomål/A 13154-2025 FSC-klagomål.docx
@@ -662,7 +662,7 @@
     <w:r>
       <w:tab/>
       <w:tab/>
-      <w:t>2025-07-11</w:t>
+      <w:t>2025-07-12</w:t>
       <w:br/>
       <w:br/>
     </w:r>

--- a/klagomål/A 13154-2025 FSC-klagomål.docx
+++ b/klagomål/A 13154-2025 FSC-klagomål.docx
@@ -662,7 +662,7 @@
     <w:r>
       <w:tab/>
       <w:tab/>
-      <w:t>2025-07-12</w:t>
+      <w:t>2025-07-13</w:t>
       <w:br/>
       <w:br/>
     </w:r>

--- a/klagomål/A 13154-2025 FSC-klagomål.docx
+++ b/klagomål/A 13154-2025 FSC-klagomål.docx
@@ -662,7 +662,7 @@
     <w:r>
       <w:tab/>
       <w:tab/>
-      <w:t>2025-07-13</w:t>
+      <w:t>2025-07-14</w:t>
       <w:br/>
       <w:br/>
     </w:r>

--- a/klagomål/A 13154-2025 FSC-klagomål.docx
+++ b/klagomål/A 13154-2025 FSC-klagomål.docx
@@ -662,7 +662,7 @@
     <w:r>
       <w:tab/>
       <w:tab/>
-      <w:t>2025-08-06</w:t>
+      <w:t>2025-08-09</w:t>
       <w:br/>
       <w:br/>
     </w:r>
